--- a/docs/招标/word/内部参考材料/发标准备-下一步工作清单-v1.1.docx
+++ b/docs/招标/word/内部参考材料/发标准备-下一步工作清单-v1.1.docx
@@ -1238,7 +1238,7 @@
                 <w:sz w:val="28"/>
                 <w:szCs w:val="28"/>
               </w:rPr>
-              <w:t>⏳ 待执行（等管理层签批后启动）</w:t>
+              <w:t>△ Word 已生成；PDF/zip 待封版决策</w:t>
             </w:r>
           </w:p>
         </w:tc>
@@ -1278,7 +1278,7 @@
           <w:sz w:val="28"/>
           <w:szCs w:val="28"/>
         </w:rPr>
-        <w:t>截至 2026-04-20，封版核对、发标包目录、附件扩写、答疑口径、汇报材料均已完成，只剩 Word/PDF 批量转换一步即可组成正式发标包。</w:t>
+        <w:t>截至 2026-04-23，封版核对、发标包目录、附件扩写、答疑口径、汇报材料和 V1.1 外发 Word 生成均已完成；PDF 与 zip 包待封版决策后生成。</w:t>
       </w:r>
     </w:p>
     <w:sectPr>
